--- a/陈奇-产品经理-简历.docx
+++ b/陈奇-产品经理-简历.docx
@@ -120,7 +120,7 @@
           <w:color w:val="3A3A3A"/>
           <w:sz w:val="19"/>
         </w:rPr>
-        <w:t>标准化工程师 → PLM 实施顾问 → BOM 产品经理，业务规则、系统落地、产品迭代三段能力各有交付物，其中两次从 0 到 1（纽恩泰研发标准体系 + 达索 EPDM、小米自研「一套BOM」）。</w:t>
+        <w:t>标准化工程师 → PLM 实施顾问 → BOM 产品经理，业务规则、系统落地、产品迭代三段能力各有交付物，其中两次从 0 到 1（装备制造标准体系 + 达索 EPDM、消费电子自研 BOM 平台）。</w:t>
       </w:r>
     </w:p>
     <w:p>
@@ -194,7 +194,7 @@
           <w:color w:val="3A3A3A"/>
           <w:sz w:val="19"/>
         </w:rPr>
-        <w:t>小米「一套BOM」一期上线后，研发维护的 BOM 由 5 套收敛为 1 套，工作量降 25%、操作步骤少 44%、骨架搭建操作量降 83%。</w:t>
+        <w:t>BOM 统一平台一期上线后，研发维护的 BOM 由 5 套收敛为 1 套，工作量降 25%、操作步骤少 44%、骨架搭建操作量降 83%。</w:t>
       </w:r>
     </w:p>
     <w:p>
@@ -231,7 +231,7 @@
           <w:color w:val="3A3A3A"/>
           <w:sz w:val="19"/>
         </w:rPr>
-        <w:t>在明阳、芬尼克兹、纽恩泰搭过内部标准体系，在钛闻交付继峰、蔚来（PIMS / NIO22）、沃飞航空等标杆项目，能把业务语言直接翻成研发可执行的建模方案。</w:t>
+        <w:t>在明阳、芬尼克兹、纽恩泰搭过内部标准体系，在钛闻交付汽车零部件、新能源整车、低空航空等标杆项目，能把业务语言直接翻成研发可执行的建模方案。</w:t>
       </w:r>
     </w:p>
     <w:p>
@@ -329,7 +329,7 @@
           <w:color w:val="5A5A5A"/>
           <w:sz w:val="18"/>
         </w:rPr>
-        <w:t>「一套BOM」产品 · 需求主理人（手机业务线 · 从 0 到 1）</w:t>
+        <w:t>BOM 统一平台 · 需求主理人（手机业务线 · 从 0 到 1）</w:t>
       </w:r>
     </w:p>
     <w:p>
@@ -403,7 +403,7 @@
           <w:color w:val="3A3A3A"/>
           <w:sz w:val="19"/>
         </w:rPr>
-        <w:t>访谈 42 个复杂场景、与 12 个业务相关方完成 27 次共创会，先统一手机与汽车两套术语，再收敛出「特征 + 产品结构 + 使用规则」三要素模型，一套模型同时支持正向搭建与反向搭建；交付 PRD 49 个功能点、350+ 条业务规则；并统筹需求池与迭代节奏，与研发十大领域、DCC、PM、供应链共同定优先级与验收标准。</w:t>
+        <w:t>访谈 42 个复杂场景、与 12 个业务相关方完成 27 次共创会，先统一手机与汽车两套术语，再收敛出「特征 + 产品结构 + 使用规则」三要素模型，一套模型同时支持正向搭建与反向搭建；交付 PRD 49 个功能点、350+ 条业务规则；并统筹需求池与迭代节奏，与研发各领域、DCC、PM、供应链共同定优先级与验收标准。</w:t>
       </w:r>
     </w:p>
     <w:p>
@@ -477,7 +477,7 @@
           <w:color w:val="3A3A3A"/>
           <w:sz w:val="19"/>
         </w:rPr>
-        <w:t>2025 年 10 月一期上线，Q22 三个项目完成 6 轮试产验证，未因 BOM 问题影响备料或试产；实测研发维护 BOM 5 套减为 1 套、工作量降 25%、操作步骤少 44%（研发传料 6 步变 2 步）、骨架搭建操作量降 83%、板端 BOM 平均变更次数降半。11 月起推广至 5 个新项目。</w:t>
+        <w:t>2025 年 10 月一期上线，三个量产机型完成 6 轮试产验证，未因 BOM 问题影响备料或试产；实测研发维护 BOM 5 套减为 1 套、工作量降 25%、操作步骤少 44%（研发传料 6 步变 2 步）、骨架搭建操作量降 83%、板端 BOM 平均变更次数降半。11 月起推广至 5 个新项目。</w:t>
       </w:r>
     </w:p>
     <w:p>
@@ -580,7 +580,7 @@
           <w:color w:val="1A1A1A"/>
           <w:sz w:val="19"/>
         </w:rPr>
-        <w:t>继峰：</w:t>
+        <w:t>汽车零部件：</w:t>
       </w:r>
       <w:r>
         <w:rPr>
@@ -590,7 +590,7 @@
           <w:color w:val="3A3A3A"/>
           <w:sz w:val="19"/>
         </w:rPr>
-        <w:t>主导历史数据迁移与 V5 PowerBy 模块实施，自定实施计划，攻克数据映射与校验难点，项目按期交付。</w:t>
+        <w:t>主导历史数据迁移与 V5 核心模块实施，自定实施计划，攻克数据映射与校验难点，项目按期交付。</w:t>
       </w:r>
     </w:p>
     <w:p>
@@ -617,7 +617,7 @@
           <w:color w:val="1A1A1A"/>
           <w:sz w:val="19"/>
         </w:rPr>
-        <w:t>蔚来 PIMS：</w:t>
+        <w:t>新能源整车 · 项目管理平台：</w:t>
       </w:r>
       <w:r>
         <w:rPr>
@@ -654,7 +654,7 @@
           <w:color w:val="1A1A1A"/>
           <w:sz w:val="19"/>
         </w:rPr>
-        <w:t>蔚来 NIO22：</w:t>
+        <w:t>新能源整车 · BOM 与协同设计：</w:t>
       </w:r>
       <w:r>
         <w:rPr>
@@ -664,7 +664,7 @@
           <w:color w:val="3A3A3A"/>
           <w:sz w:val="19"/>
         </w:rPr>
-        <w:t>完成 BOM 管理、更改管理、PSE 协同设计数据交换及企业应用集成，打通设计、工艺、制造三段数据链路，消除跨系统重复录入与人工核对。</w:t>
+        <w:t>完成 BOM 管理、更改管理、PSE 协同设计数据交换及企业应用集成，打通设计、工艺、制造三段数据链路，消除跨系统重复录入。</w:t>
       </w:r>
     </w:p>
     <w:p>
@@ -691,7 +691,7 @@
           <w:color w:val="1A1A1A"/>
           <w:sz w:val="19"/>
         </w:rPr>
-        <w:t>沃飞航空 PLM：</w:t>
+        <w:t>低空航空 · 库与变更管理：</w:t>
       </w:r>
       <w:r>
         <w:rPr>
@@ -728,7 +728,7 @@
           <w:color w:val="3A3A3A"/>
           <w:sz w:val="19"/>
         </w:rPr>
-        <w:t>三年独立承担多个百万级项目，从需求调研、蓝图设计到上线推广全程主导，继峰、蔚来、沃飞 4 个项目先后落地。</w:t>
+        <w:t>三年独立承担多个百万级项目，从需求调研、蓝图设计到上线推广全程主导，4 个项目先后落地。</w:t>
       </w:r>
     </w:p>
     <w:p>
@@ -1499,7 +1499,7 @@
           <w:color w:val="3A3A3A"/>
           <w:sz w:val="19"/>
         </w:rPr>
-        <w:t>达索 ENOVIA / EPDM、金蝶 PLM、用友 PLM、小米自研 BOM 系统；PLM 与 ERP 间的 BOM 数据打通。</w:t>
+        <w:t>达索 ENOVIA / EPDM、金蝶 PLM、用友 PLM、自研 BOM 系统；PLM 与 ERP 间的 BOM 数据打通。</w:t>
       </w:r>
     </w:p>
     <w:p>

--- a/陈奇-产品经理-简历.docx
+++ b/陈奇-产品经理-简历.docx
@@ -120,7 +120,7 @@
           <w:color w:val="3A3A3A"/>
           <w:sz w:val="19"/>
         </w:rPr>
-        <w:t>标准化工程师 → PLM 实施顾问 → BOM 产品经理，业务规则、系统落地、产品迭代三段能力各有交付物，其中两次从 0 到 1（装备制造标准体系 + 达索 EPDM、消费电子自研 BOM 平台）。</w:t>
+        <w:t>标准化工程师 → PLM 实施顾问 → BOM 产品经理，业务规则、系统落地、产品迭代三段能力各有交付物，其中两次从 0 到 1（纽恩泰研发标准体系 + 达索 EPDM、小米自研「一套BOM」）。</w:t>
       </w:r>
     </w:p>
     <w:p>
@@ -194,7 +194,7 @@
           <w:color w:val="3A3A3A"/>
           <w:sz w:val="19"/>
         </w:rPr>
-        <w:t>BOM 统一平台一期上线后，研发维护的 BOM 由 5 套收敛为 1 套，工作量降 25%、操作步骤少 44%、骨架搭建操作量降 83%。</w:t>
+        <w:t>小米「一套BOM」一期上线后，研发维护的 BOM 由 5 套收敛为 1 套，工作量降 25%、操作步骤少 44%、骨架搭建操作量降 83%。</w:t>
       </w:r>
     </w:p>
     <w:p>
@@ -231,7 +231,7 @@
           <w:color w:val="3A3A3A"/>
           <w:sz w:val="19"/>
         </w:rPr>
-        <w:t>在明阳、芬尼克兹、纽恩泰搭过内部标准体系，在钛闻交付汽车零部件、新能源整车、低空航空等标杆项目，能把业务语言直接翻成研发可执行的建模方案。</w:t>
+        <w:t>在明阳、芬尼克兹、纽恩泰搭过内部标准体系，在钛闻交付继峰、蔚来（PIMS / NIO22）、沃飞航空等标杆项目，能把业务语言直接翻成研发可执行的建模方案。</w:t>
       </w:r>
     </w:p>
     <w:p>
@@ -329,7 +329,7 @@
           <w:color w:val="5A5A5A"/>
           <w:sz w:val="18"/>
         </w:rPr>
-        <w:t>BOM 统一平台 · 需求主理人（手机业务线 · 从 0 到 1）</w:t>
+        <w:t>「一套BOM」产品 · 需求主理人（手机业务线 · 从 0 到 1）</w:t>
       </w:r>
     </w:p>
     <w:p>
@@ -403,7 +403,7 @@
           <w:color w:val="3A3A3A"/>
           <w:sz w:val="19"/>
         </w:rPr>
-        <w:t>访谈 42 个复杂场景、与 12 个业务相关方完成 27 次共创会，先统一手机与汽车两套术语，再收敛出「特征 + 产品结构 + 使用规则」三要素模型，一套模型同时支持正向搭建与反向搭建；交付 PRD 49 个功能点、350+ 条业务规则；并统筹需求池与迭代节奏，与研发各领域、DCC、PM、供应链共同定优先级与验收标准。</w:t>
+        <w:t>访谈 42 个复杂场景、与 12 个业务相关方完成 27 次共创会，先统一手机与汽车两套术语，再收敛出「特征 + 产品结构 + 使用规则」三要素模型，一套模型同时支持正向搭建与反向搭建；交付 PRD 49 个功能点、350+ 条业务规则；并统筹需求池与迭代节奏，与研发十大领域、DCC、PM、供应链共同定优先级与验收标准。</w:t>
       </w:r>
     </w:p>
     <w:p>
@@ -580,7 +580,7 @@
           <w:color w:val="1A1A1A"/>
           <w:sz w:val="19"/>
         </w:rPr>
-        <w:t>汽车零部件：</w:t>
+        <w:t>继峰：</w:t>
       </w:r>
       <w:r>
         <w:rPr>
@@ -590,7 +590,7 @@
           <w:color w:val="3A3A3A"/>
           <w:sz w:val="19"/>
         </w:rPr>
-        <w:t>主导历史数据迁移与 V5 核心模块实施，自定实施计划，攻克数据映射与校验难点，项目按期交付。</w:t>
+        <w:t>主导历史数据迁移与 V5 PowerBy 模块实施，自定实施计划，攻克数据映射与校验难点，项目按期交付。</w:t>
       </w:r>
     </w:p>
     <w:p>
@@ -617,7 +617,7 @@
           <w:color w:val="1A1A1A"/>
           <w:sz w:val="19"/>
         </w:rPr>
-        <w:t>新能源整车 · 项目管理平台：</w:t>
+        <w:t>蔚来 PIMS：</w:t>
       </w:r>
       <w:r>
         <w:rPr>
@@ -654,7 +654,7 @@
           <w:color w:val="1A1A1A"/>
           <w:sz w:val="19"/>
         </w:rPr>
-        <w:t>新能源整车 · BOM 与协同设计：</w:t>
+        <w:t>蔚来 NIO22：</w:t>
       </w:r>
       <w:r>
         <w:rPr>
@@ -664,7 +664,7 @@
           <w:color w:val="3A3A3A"/>
           <w:sz w:val="19"/>
         </w:rPr>
-        <w:t>完成 BOM 管理、更改管理、PSE 协同设计数据交换及企业应用集成，打通设计、工艺、制造三段数据链路，消除跨系统重复录入。</w:t>
+        <w:t>完成 BOM 管理、更改管理、PSE 协同设计数据交换及企业应用集成，打通设计、工艺、制造三段数据链路，消除跨系统重复录入与人工核对。</w:t>
       </w:r>
     </w:p>
     <w:p>
@@ -691,7 +691,7 @@
           <w:color w:val="1A1A1A"/>
           <w:sz w:val="19"/>
         </w:rPr>
-        <w:t>低空航空 · 库与变更管理：</w:t>
+        <w:t>沃飞航空 PLM：</w:t>
       </w:r>
       <w:r>
         <w:rPr>
@@ -728,7 +728,7 @@
           <w:color w:val="3A3A3A"/>
           <w:sz w:val="19"/>
         </w:rPr>
-        <w:t>三年独立承担多个百万级项目，从需求调研、蓝图设计到上线推广全程主导，4 个项目先后落地。</w:t>
+        <w:t>三年独立承担多个百万级项目，从需求调研、蓝图设计到上线推广全程主导，继峰、蔚来、沃飞 4 个项目先后落地。</w:t>
       </w:r>
     </w:p>
     <w:p>
@@ -1499,7 +1499,7 @@
           <w:color w:val="3A3A3A"/>
           <w:sz w:val="19"/>
         </w:rPr>
-        <w:t>达索 ENOVIA / EPDM、金蝶 PLM、用友 PLM、自研 BOM 系统；PLM 与 ERP 间的 BOM 数据打通。</w:t>
+        <w:t>达索 ENOVIA / EPDM、金蝶 PLM、用友 PLM、小米自研 BOM 系统；PLM 与 ERP 间的 BOM 数据打通。</w:t>
       </w:r>
     </w:p>
     <w:p>
